--- a/flow/20230914_vu_template/drafts/2024-11-g/17-НД-Гл.1-Григорія Чудотворця.docx
+++ b/flow/20230914_vu_template/drafts/2024-11-g/17-НД-Гл.1-Григорія Чудотворця.docx
@@ -4762,7 +4762,7 @@
           <w:szCs w:val="24"/>
           <w:rtl w:val="0"/>
         </w:rPr>
-        <w:t>Звеселіться небеса, загриміть основи землі,* гори весело співайте!* Ось бо Еммануїл наші гріхи на хресті прибив,* подавши життя, умертвив смерть,* і як людинаолюбець, Адама воскресив.</w:t>
+        <w:t>Звеселіться небеса, загриміть основи землі,* гори весело співайте!* Ось бо Еммануїл наші гріхи на хресті прибив,* подавши життя, умертвив смерть,* і як Людинолюбець, Адама воскресив.</w:t>
       </w:r>
     </w:p>
     <w:p>
@@ -8312,7 +8312,7 @@
           <w:szCs w:val="24"/>
           <w:rtl w:val="0"/>
         </w:rPr>
-        <w:t>Нехай радіє створіння, нехай веселяться небеса,* народи нехай плещуть руками з радости.* Бо Христос, наш Спаситель, прибив наші гріхи на хресті,* подолав смерть, життя нам дарував* і нашого праотця Адама упалого воскресив,* як людинаолюбець.</w:t>
+        <w:t>Нехай радіє створіння, нехай веселяться небеса,* народи нехай плещуть руками з радости.* Бо Христос, наш Спаситель, прибив наші гріхи на хресті,* подолав смерть, життя нам дарував* і нашого праотця Адама упалого воскресив,* як Людинолюбець.</w:t>
       </w:r>
     </w:p>
     <w:p>
@@ -8375,7 +8375,7 @@
           <w:szCs w:val="24"/>
           <w:rtl w:val="0"/>
         </w:rPr>
-        <w:t>Бувши недосяжним царем неба і землі,* із-за твого людинаолюб'я ти добровільно розп'явся.* Ад, стрінувши тебе внизу, засмутився,* але душі праведників, прийнявши тебе, зраділи* і Адам, побачивши тебе, Творця, в підземному світі – воскреснув.* О, чудо! Як же то Життя всіх зазнало смерти?* Бо ти бажав просвітити світ, що кличе й промовляє:* Воскреслий з мертвих, Господи, слава тобі!</w:t>
+        <w:t>Бувши недосяжним царем неба і землі,* із-за твого людинолюб'я ти добровільно розп'явся.* Ад, стрінувши тебе внизу, засмутився,* але душі праведників, прийнявши тебе, зраділи* і Адам, побачивши тебе, Творця, в підземному світі – воскреснув.* О, чудо! Як же то Життя всіх зазнало смерти?* Бо ти бажав просвітити світ, що кличе й промовляє:* Воскреслий з мертвих, Господи, слава тобі!</w:t>
       </w:r>
     </w:p>
     <w:p>
@@ -17820,7 +17820,7 @@
           <w:szCs w:val="24"/>
           <w:rtl w:val="0"/>
         </w:rPr>
-        <w:t xml:space="preserve">У той час, першого дня по суботі, рано-вранці, прийшли жінки до гробу, несучи пахощі, які вони приготували, і застали камінь відкочений під гробу. Увійшовши, не знайшли тіла Господа Ісуса. Коли вони не знали, що їм про це думати, два людинаи з'явились їм у блискучих одежах. Вони налякались і схилили лице додолу, а ті до них сказали: – Чому шукаєте живого між мертвими? Його нема тут: він воскрес. Згадайте, як він промовляв до вас, коли ще був у Галилеї, кажучи: Син Чоловічий має бути виданий грішникам у руки, має бути розп'ятий і третього дня воскреснути. І вони пригадали собі його слова та, вернувшися від гробу, оповіли все те одинадцятьом і всім іншим. То були: Марія Магдалина, Іванна і Марія, мати Якова й інші з ними, що розповідали це апостолам; але їм слова ці здавалися пустою вигадкою і вони не повірили їм. Та Петро встав, побіг до гробу і, нахилившись, побачив лиш пов'язки; і вернувсь назад додому, дивуючись тому, що сталося. </w:t>
+        <w:t xml:space="preserve">У той час, першого дня по суботі, рано-вранці, прийшли жінки до гробу, несучи пахощі, які вони приготували, і застали камінь відкочений під гробу. Увійшовши, не знайшли тіла Господа Ісуса. Коли вони не знали, що їм про це думати, два чоловіки з'явились їм у блискучих одежах. Вони налякались і схилили лице додолу, а ті до них сказали: – Чому шукаєте живого між мертвими? Його нема тут: він воскрес. Згадайте, як він промовляв до вас, коли ще був у Галилеї, кажучи: Син Чоловічий має бути виданий грішникам у руки, має бути розп'ятий і третього дня воскреснути. І вони пригадали собі його слова та, вернувшися від гробу, оповіли все те одинадцятьом і всім іншим. То були: Марія Магдалина, Іванна і Марія, мати Якова й інші з ними, що розповідали це апостолам; але їм слова ці здавалися пустою вигадкою і вони не повірили їм. Та Петро встав, побіг до гробу і, нахилившись, побачив лиш пов'язки; і вернувсь назад додому, дивуючись тому, що сталося. </w:t>
       </w:r>
       <w:r>
         <w:rPr>
